--- a/sourse/Другой стек/Вирус, пакетный генератор, разведка/1_пасоиб_черникова.docx
+++ b/sourse/Другой стек/Вирус, пакетный генератор, разведка/1_пасоиб_черникова.docx
@@ -456,7 +456,7 @@
         <w:rPr>
           <w:rFonts w:cs="Times New Roman"/>
         </w:rPr>
-        <w:t>. 5131001/20502</w:t>
+        <w:t>.</w:t>
       </w:r>
       <w:r>
         <w:rPr>
@@ -595,7 +595,7 @@
         <w:rPr>
           <w:rFonts w:cs="Times New Roman"/>
         </w:rPr>
-        <w:t>доцент</w:t>
+        <w:tab/>
       </w:r>
       <w:r>
         <w:rPr>
@@ -607,37 +607,7 @@
         <w:rPr>
           <w:rFonts w:cs="Times New Roman"/>
         </w:rPr>
-        <w:tab/>
-      </w:r>
-      <w:r>
-        <w:rPr>
-          <w:rFonts w:cs="Times New Roman"/>
-        </w:rPr>
         <w:t xml:space="preserve">       </w:t>
-      </w:r>
-      <w:r>
-        <w:rPr>
-          <w:rFonts w:cs="Times New Roman"/>
-        </w:rPr>
-        <w:t>Семенов П</w:t>
-      </w:r>
-      <w:r>
-        <w:rPr>
-          <w:rFonts w:cs="Times New Roman"/>
-        </w:rPr>
-        <w:t>.</w:t>
-      </w:r>
-      <w:r>
-        <w:rPr>
-          <w:rFonts w:cs="Times New Roman"/>
-        </w:rPr>
-        <w:t xml:space="preserve"> О</w:t>
-      </w:r>
-      <w:r>
-        <w:rPr>
-          <w:rFonts w:cs="Times New Roman"/>
-        </w:rPr>
-        <w:t>.</w:t>
       </w:r>
     </w:p>
     <w:p>
@@ -906,127 +876,87 @@
     </w:p>
     <w:p>
       <w:r>
-        <w:t>1. Провести пассивную разведку заданного хоста, используя легальные сервисы (</w:t>
-      </w:r>
-      <w:proofErr w:type="spellStart"/>
-      <w:r>
-        <w:t>whois</w:t>
-      </w:r>
-      <w:proofErr w:type="spellEnd"/>
+        <w:t>1. Провести пассивную разведку заданного хоста, используя легальные сервисы (whois, theHarvester, 2ip.ru, bgp.he.net, centralops.net, dnsdumpster.com, sitereport.netcraft.com, web.archive.org и</w:t>
+      </w:r>
+      <w:r>
+        <w:t xml:space="preserve"> </w:t>
+      </w:r>
+      <w:r>
+        <w:t>т.п.).</w:t>
+      </w:r>
+    </w:p>
+    <w:p>
+      <w:r>
+        <w:t>2. Зафиксировать полученную информацию о хосте.</w:t>
+      </w:r>
+    </w:p>
+    <w:p>
+      <w:r>
+        <w:t xml:space="preserve">3. Провести активное сканирование веб-сервера с помощью различных сервисов (netcat, nmap, </w:t>
+      </w:r>
+      <w:r>
+        <w:t>FOCA</w:t>
+      </w:r>
       <w:r>
         <w:t xml:space="preserve">, </w:t>
       </w:r>
-      <w:proofErr w:type="spellStart"/>
-      <w:r>
-        <w:t>theHarvester</w:t>
-      </w:r>
-      <w:proofErr w:type="spellEnd"/>
-      <w:r>
-        <w:t>, 2ip.ru, bgp.he.net, centralops.net, dnsdumpster.com, sitereport.netcraft.com, web.archive.org и</w:t>
+      <w:r>
+        <w:t>httprint</w:t>
+      </w:r>
+      <w:r>
+        <w:t xml:space="preserve">, </w:t>
+      </w:r>
+      <w:r>
+        <w:t>hping</w:t>
+      </w:r>
+      <w:r>
+        <w:t xml:space="preserve">3, </w:t>
+      </w:r>
+      <w:r>
+        <w:t>nikto</w:t>
+      </w:r>
+      <w:r>
+        <w:t xml:space="preserve">, </w:t>
+      </w:r>
+      <w:r>
+        <w:t>OWASP</w:t>
       </w:r>
       <w:r>
         <w:t xml:space="preserve"> </w:t>
       </w:r>
       <w:r>
-        <w:t>т.п.).</w:t>
-      </w:r>
-    </w:p>
-    <w:p>
-      <w:r>
-        <w:t>2. Зафиксировать полученную информацию о хосте.</w:t>
-      </w:r>
-    </w:p>
-    <w:p>
-      <w:r>
-        <w:t>3. Провести активное сканирование веб-сервера с помощью различных сервисов (</w:t>
-      </w:r>
-      <w:proofErr w:type="spellStart"/>
-      <w:r>
-        <w:t>netcat</w:t>
-      </w:r>
-      <w:proofErr w:type="spellEnd"/>
+        <w:t>Amass</w:t>
+      </w:r>
       <w:r>
         <w:t xml:space="preserve">, </w:t>
       </w:r>
-      <w:proofErr w:type="spellStart"/>
-      <w:r>
-        <w:t>nmap</w:t>
-      </w:r>
-      <w:proofErr w:type="spellEnd"/>
+      <w:r>
+        <w:t>OWASP</w:t>
+      </w:r>
+      <w:r>
+        <w:t xml:space="preserve"> </w:t>
+      </w:r>
+      <w:r>
+        <w:t>ZAP</w:t>
+      </w:r>
       <w:r>
         <w:t xml:space="preserve">, </w:t>
       </w:r>
       <w:r>
-        <w:t>FOCA</w:t>
+        <w:t>p</w:t>
+      </w:r>
+      <w:r>
+        <w:t>0</w:t>
+      </w:r>
+      <w:r>
+        <w:t>f</w:t>
       </w:r>
       <w:r>
         <w:t xml:space="preserve">, </w:t>
       </w:r>
-      <w:proofErr w:type="spellStart"/>
-      <w:r>
-        <w:t>httprint</w:t>
-      </w:r>
-      <w:proofErr w:type="spellEnd"/>
-      <w:r>
-        <w:t xml:space="preserve">, </w:t>
-      </w:r>
-      <w:r>
-        <w:t>hping</w:t>
-      </w:r>
-      <w:r>
-        <w:t xml:space="preserve">3, </w:t>
-      </w:r>
-      <w:proofErr w:type="spellStart"/>
-      <w:r>
-        <w:t>nikto</w:t>
-      </w:r>
-      <w:proofErr w:type="spellEnd"/>
-      <w:r>
-        <w:t xml:space="preserve">, </w:t>
-      </w:r>
-      <w:r>
-        <w:t>OWASP</w:t>
-      </w:r>
-      <w:r>
-        <w:t xml:space="preserve"> </w:t>
-      </w:r>
-      <w:proofErr w:type="spellStart"/>
-      <w:r>
-        <w:t>Amass</w:t>
-      </w:r>
-      <w:proofErr w:type="spellEnd"/>
-      <w:r>
-        <w:t xml:space="preserve">, </w:t>
-      </w:r>
-      <w:r>
-        <w:t>OWASP</w:t>
-      </w:r>
-      <w:r>
-        <w:t xml:space="preserve"> </w:t>
-      </w:r>
-      <w:r>
-        <w:t>ZAP</w:t>
-      </w:r>
-      <w:r>
-        <w:t xml:space="preserve">, </w:t>
-      </w:r>
-      <w:r>
-        <w:t>p</w:t>
-      </w:r>
-      <w:r>
-        <w:t>0</w:t>
-      </w:r>
-      <w:r>
-        <w:t>f</w:t>
-      </w:r>
-      <w:r>
-        <w:t xml:space="preserve">, </w:t>
-      </w:r>
-      <w:proofErr w:type="spellStart"/>
       <w:r>
         <w:t>sqlmap</w:t>
       </w:r>
-      <w:proofErr w:type="spellEnd"/>
       <w:r>
         <w:t xml:space="preserve">, </w:t>
       </w:r>
@@ -1246,24 +1176,14 @@
         <w:t xml:space="preserve"> </w:t>
       </w:r>
       <w:bookmarkStart w:id="3" w:name="_Toc214654480"/>
-      <w:proofErr w:type="spellStart"/>
       <w:r>
         <w:t>Whois</w:t>
       </w:r>
       <w:bookmarkEnd w:id="3"/>
-      <w:proofErr w:type="spellEnd"/>
-    </w:p>
-    <w:p>
-      <w:r>
-        <w:t xml:space="preserve">Из данного ресурса был разведан </w:t>
-      </w:r>
-      <w:proofErr w:type="spellStart"/>
-      <w:r>
-        <w:t>диапозон</w:t>
-      </w:r>
-      <w:proofErr w:type="spellEnd"/>
-      <w:r>
-        <w:t xml:space="preserve"> </w:t>
+    </w:p>
+    <w:p>
+      <w:r>
+        <w:t xml:space="preserve">Из данного ресурса был разведан диапозон </w:t>
       </w:r>
       <w:r>
         <w:rPr>
@@ -1432,21 +1352,7 @@
                               <w:rPr>
                                 <w:lang w:val="en-US"/>
                               </w:rPr>
-                              <w:t xml:space="preserve">address:        </w:t>
-                            </w:r>
-                            <w:proofErr w:type="spellStart"/>
-                            <w:r>
-                              <w:rPr>
-                                <w:lang w:val="en-US"/>
-                              </w:rPr>
-                              <w:t>Universiti</w:t>
-                            </w:r>
-                            <w:proofErr w:type="spellEnd"/>
-                            <w:r>
-                              <w:rPr>
-                                <w:lang w:val="en-US"/>
-                              </w:rPr>
-                              <w:t xml:space="preserve"> Malaysia Sarawak</w:t>
+                              <w:t>address:        Universiti Malaysia Sarawak</w:t>
                             </w:r>
                           </w:p>
                           <w:p>
@@ -1601,21 +1507,7 @@
                         <w:rPr>
                           <w:lang w:val="en-US"/>
                         </w:rPr>
-                        <w:t xml:space="preserve">address:        </w:t>
-                      </w:r>
-                      <w:proofErr w:type="spellStart"/>
-                      <w:r>
-                        <w:rPr>
-                          <w:lang w:val="en-US"/>
-                        </w:rPr>
-                        <w:t>Universiti</w:t>
-                      </w:r>
-                      <w:proofErr w:type="spellEnd"/>
-                      <w:r>
-                        <w:rPr>
-                          <w:lang w:val="en-US"/>
-                        </w:rPr>
-                        <w:t xml:space="preserve"> Malaysia Sarawak</w:t>
+                        <w:t>address:        Universiti Malaysia Sarawak</w:t>
                       </w:r>
                     </w:p>
                     <w:p>
@@ -1705,12 +1597,10 @@
         <w:t xml:space="preserve"> </w:t>
       </w:r>
       <w:bookmarkStart w:id="4" w:name="_Toc214654481"/>
-      <w:proofErr w:type="spellStart"/>
       <w:r>
         <w:t>theHarvester</w:t>
       </w:r>
       <w:bookmarkEnd w:id="4"/>
-      <w:proofErr w:type="spellEnd"/>
     </w:p>
     <w:p>
       <w:r>
@@ -1782,7 +1672,6 @@
       <w:r>
         <w:t xml:space="preserve"> </w:t>
       </w:r>
-      <w:proofErr w:type="spellStart"/>
       <w:r>
         <w:rPr>
           <w:b/>
@@ -1791,7 +1680,6 @@
         </w:rPr>
         <w:t>theHarvester</w:t>
       </w:r>
-      <w:proofErr w:type="spellEnd"/>
       <w:r>
         <w:rPr>
           <w:b/>
@@ -1844,7 +1732,6 @@
         </w:rPr>
         <w:t>.</w:t>
       </w:r>
-      <w:proofErr w:type="spellStart"/>
       <w:r>
         <w:rPr>
           <w:b/>
@@ -1853,7 +1740,6 @@
         </w:rPr>
         <w:t>unimas</w:t>
       </w:r>
-      <w:proofErr w:type="spellEnd"/>
       <w:r>
         <w:rPr>
           <w:b/>
@@ -2009,7 +1895,7 @@
         <w:pStyle w:val="afd"/>
       </w:pPr>
       <w:r>
-        <w:t xml:space="preserve">Была найдена  </w:t>
+        <w:t xml:space="preserve">Была найдена </w:t>
       </w:r>
       <w:r>
         <w:rPr>
@@ -2315,11 +2201,9 @@
         <w:t xml:space="preserve"> </w:t>
       </w:r>
       <w:bookmarkStart w:id="10" w:name="_Toc214654487"/>
-      <w:proofErr w:type="spellStart"/>
       <w:r>
         <w:t>web.archive.or</w:t>
       </w:r>
-      <w:proofErr w:type="spellEnd"/>
       <w:r>
         <w:rPr>
           <w:lang w:val="en-US"/>
@@ -2494,12 +2378,10 @@
         <w:t xml:space="preserve"> </w:t>
       </w:r>
       <w:bookmarkStart w:id="12" w:name="_Toc214654489"/>
-      <w:proofErr w:type="spellStart"/>
       <w:r>
         <w:t>Netcat</w:t>
       </w:r>
       <w:bookmarkEnd w:id="12"/>
-      <w:proofErr w:type="spellEnd"/>
     </w:p>
     <w:p>
       <w:r>
@@ -2518,12 +2400,10 @@
         <w:t xml:space="preserve"> </w:t>
       </w:r>
       <w:bookmarkStart w:id="13" w:name="_Toc214654490"/>
-      <w:proofErr w:type="spellStart"/>
       <w:r>
         <w:t>Nmap</w:t>
       </w:r>
       <w:bookmarkEnd w:id="13"/>
-      <w:proofErr w:type="spellEnd"/>
     </w:p>
     <w:p>
       <w:r>
@@ -2532,14 +2412,12 @@
       <w:r>
         <w:t xml:space="preserve"> ответа </w:t>
       </w:r>
-      <w:proofErr w:type="spellStart"/>
       <w:r>
         <w:rPr>
           <w:lang w:val="en-US"/>
         </w:rPr>
         <w:t>nmap</w:t>
       </w:r>
-      <w:proofErr w:type="spellEnd"/>
       <w:r>
         <w:t xml:space="preserve"> </w:t>
       </w:r>
@@ -2640,27 +2518,7 @@
                                 <w:szCs w:val="20"/>
                                 <w:lang w:val="en-US"/>
                               </w:rPr>
-                              <w:t>80/</w:t>
-                            </w:r>
-                            <w:proofErr w:type="spellStart"/>
-                            <w:r>
-                              <w:rPr>
-                                <w:rFonts w:ascii="Courier New" w:hAnsi="Courier New" w:cs="Courier New"/>
-                                <w:sz w:val="20"/>
-                                <w:szCs w:val="20"/>
-                                <w:lang w:val="en-US"/>
-                              </w:rPr>
-                              <w:t>tcp</w:t>
-                            </w:r>
-                            <w:proofErr w:type="spellEnd"/>
-                            <w:r>
-                              <w:rPr>
-                                <w:rFonts w:ascii="Courier New" w:hAnsi="Courier New" w:cs="Courier New"/>
-                                <w:sz w:val="20"/>
-                                <w:szCs w:val="20"/>
-                                <w:lang w:val="en-US"/>
-                              </w:rPr>
-                              <w:t xml:space="preserve">   open     http</w:t>
+                              <w:t>80/tcp   open     http</w:t>
                             </w:r>
                           </w:p>
                           <w:p>
@@ -2679,97 +2537,7 @@
                                 <w:szCs w:val="20"/>
                                 <w:lang w:val="en-US"/>
                               </w:rPr>
-                              <w:t>135/</w:t>
-                            </w:r>
-                            <w:proofErr w:type="spellStart"/>
-                            <w:r>
-                              <w:rPr>
-                                <w:rFonts w:ascii="Courier New" w:hAnsi="Courier New" w:cs="Courier New"/>
-                                <w:sz w:val="20"/>
-                                <w:szCs w:val="20"/>
-                                <w:lang w:val="en-US"/>
-                              </w:rPr>
-                              <w:t>tcp</w:t>
-                            </w:r>
-                            <w:proofErr w:type="spellEnd"/>
-                            <w:r>
-                              <w:rPr>
-                                <w:rFonts w:ascii="Courier New" w:hAnsi="Courier New" w:cs="Courier New"/>
-                                <w:sz w:val="20"/>
-                                <w:szCs w:val="20"/>
-                                <w:lang w:val="en-US"/>
-                              </w:rPr>
-                              <w:t xml:space="preserve">  filtered </w:t>
-                            </w:r>
-                            <w:proofErr w:type="spellStart"/>
-                            <w:r>
-                              <w:rPr>
-                                <w:rFonts w:ascii="Courier New" w:hAnsi="Courier New" w:cs="Courier New"/>
-                                <w:sz w:val="20"/>
-                                <w:szCs w:val="20"/>
-                                <w:lang w:val="en-US"/>
-                              </w:rPr>
-                              <w:t>msrpc</w:t>
-                            </w:r>
-                            <w:proofErr w:type="spellEnd"/>
-                          </w:p>
-                          <w:p>
-                            <w:pPr>
-                              <w:rPr>
-                                <w:rFonts w:ascii="Courier New" w:hAnsi="Courier New" w:cs="Courier New"/>
-                                <w:sz w:val="20"/>
-                                <w:szCs w:val="20"/>
-                                <w:lang w:val="en-US"/>
-                              </w:rPr>
-                            </w:pPr>
-                            <w:r>
-                              <w:rPr>
-                                <w:rFonts w:ascii="Courier New" w:hAnsi="Courier New" w:cs="Courier New"/>
-                                <w:sz w:val="20"/>
-                                <w:szCs w:val="20"/>
-                                <w:lang w:val="en-US"/>
-                              </w:rPr>
-                              <w:t>137/</w:t>
-                            </w:r>
-                            <w:proofErr w:type="spellStart"/>
-                            <w:r>
-                              <w:rPr>
-                                <w:rFonts w:ascii="Courier New" w:hAnsi="Courier New" w:cs="Courier New"/>
-                                <w:sz w:val="20"/>
-                                <w:szCs w:val="20"/>
-                                <w:lang w:val="en-US"/>
-                              </w:rPr>
-                              <w:t>tcp</w:t>
-                            </w:r>
-                            <w:proofErr w:type="spellEnd"/>
-                            <w:r>
-                              <w:rPr>
-                                <w:rFonts w:ascii="Courier New" w:hAnsi="Courier New" w:cs="Courier New"/>
-                                <w:sz w:val="20"/>
-                                <w:szCs w:val="20"/>
-                                <w:lang w:val="en-US"/>
-                              </w:rPr>
-                              <w:t xml:space="preserve">  filtered </w:t>
-                            </w:r>
-                            <w:proofErr w:type="spellStart"/>
-                            <w:r>
-                              <w:rPr>
-                                <w:rFonts w:ascii="Courier New" w:hAnsi="Courier New" w:cs="Courier New"/>
-                                <w:sz w:val="20"/>
-                                <w:szCs w:val="20"/>
-                                <w:lang w:val="en-US"/>
-                              </w:rPr>
-                              <w:t>netbios</w:t>
-                            </w:r>
-                            <w:proofErr w:type="spellEnd"/>
-                            <w:r>
-                              <w:rPr>
-                                <w:rFonts w:ascii="Courier New" w:hAnsi="Courier New" w:cs="Courier New"/>
-                                <w:sz w:val="20"/>
-                                <w:szCs w:val="20"/>
-                                <w:lang w:val="en-US"/>
-                              </w:rPr>
-                              <w:t>-ns</w:t>
+                              <w:t>135/tcp  filtered msrpc</w:t>
                             </w:r>
                           </w:p>
                           <w:p>
@@ -2788,177 +2556,7 @@
                                 <w:szCs w:val="20"/>
                                 <w:lang w:val="en-US"/>
                               </w:rPr>
-                              <w:t>138/</w:t>
-                            </w:r>
-                            <w:proofErr w:type="spellStart"/>
-                            <w:r>
-                              <w:rPr>
-                                <w:rFonts w:ascii="Courier New" w:hAnsi="Courier New" w:cs="Courier New"/>
-                                <w:sz w:val="20"/>
-                                <w:szCs w:val="20"/>
-                                <w:lang w:val="en-US"/>
-                              </w:rPr>
-                              <w:t>tcp</w:t>
-                            </w:r>
-                            <w:proofErr w:type="spellEnd"/>
-                            <w:r>
-                              <w:rPr>
-                                <w:rFonts w:ascii="Courier New" w:hAnsi="Courier New" w:cs="Courier New"/>
-                                <w:sz w:val="20"/>
-                                <w:szCs w:val="20"/>
-                                <w:lang w:val="en-US"/>
-                              </w:rPr>
-                              <w:t xml:space="preserve">  filtered </w:t>
-                            </w:r>
-                            <w:proofErr w:type="spellStart"/>
-                            <w:r>
-                              <w:rPr>
-                                <w:rFonts w:ascii="Courier New" w:hAnsi="Courier New" w:cs="Courier New"/>
-                                <w:sz w:val="20"/>
-                                <w:szCs w:val="20"/>
-                                <w:lang w:val="en-US"/>
-                              </w:rPr>
-                              <w:t>netbios-dgm</w:t>
-                            </w:r>
-                            <w:proofErr w:type="spellEnd"/>
-                          </w:p>
-                          <w:p>
-                            <w:pPr>
-                              <w:rPr>
-                                <w:rFonts w:ascii="Courier New" w:hAnsi="Courier New" w:cs="Courier New"/>
-                                <w:sz w:val="20"/>
-                                <w:szCs w:val="20"/>
-                                <w:lang w:val="en-US"/>
-                              </w:rPr>
-                            </w:pPr>
-                            <w:r>
-                              <w:rPr>
-                                <w:rFonts w:ascii="Courier New" w:hAnsi="Courier New" w:cs="Courier New"/>
-                                <w:sz w:val="20"/>
-                                <w:szCs w:val="20"/>
-                                <w:lang w:val="en-US"/>
-                              </w:rPr>
-                              <w:t>139/</w:t>
-                            </w:r>
-                            <w:proofErr w:type="spellStart"/>
-                            <w:r>
-                              <w:rPr>
-                                <w:rFonts w:ascii="Courier New" w:hAnsi="Courier New" w:cs="Courier New"/>
-                                <w:sz w:val="20"/>
-                                <w:szCs w:val="20"/>
-                                <w:lang w:val="en-US"/>
-                              </w:rPr>
-                              <w:t>tcp</w:t>
-                            </w:r>
-                            <w:proofErr w:type="spellEnd"/>
-                            <w:r>
-                              <w:rPr>
-                                <w:rFonts w:ascii="Courier New" w:hAnsi="Courier New" w:cs="Courier New"/>
-                                <w:sz w:val="20"/>
-                                <w:szCs w:val="20"/>
-                                <w:lang w:val="en-US"/>
-                              </w:rPr>
-                              <w:t xml:space="preserve">  filtered </w:t>
-                            </w:r>
-                            <w:proofErr w:type="spellStart"/>
-                            <w:r>
-                              <w:rPr>
-                                <w:rFonts w:ascii="Courier New" w:hAnsi="Courier New" w:cs="Courier New"/>
-                                <w:sz w:val="20"/>
-                                <w:szCs w:val="20"/>
-                                <w:lang w:val="en-US"/>
-                              </w:rPr>
-                              <w:t>netbios-ssn</w:t>
-                            </w:r>
-                            <w:proofErr w:type="spellEnd"/>
-                          </w:p>
-                          <w:p>
-                            <w:pPr>
-                              <w:rPr>
-                                <w:rFonts w:ascii="Courier New" w:hAnsi="Courier New" w:cs="Courier New"/>
-                                <w:sz w:val="20"/>
-                                <w:szCs w:val="20"/>
-                                <w:lang w:val="en-US"/>
-                              </w:rPr>
-                            </w:pPr>
-                            <w:r>
-                              <w:rPr>
-                                <w:rFonts w:ascii="Courier New" w:hAnsi="Courier New" w:cs="Courier New"/>
-                                <w:sz w:val="20"/>
-                                <w:szCs w:val="20"/>
-                                <w:lang w:val="en-US"/>
-                              </w:rPr>
-                              <w:t>442/</w:t>
-                            </w:r>
-                            <w:proofErr w:type="spellStart"/>
-                            <w:r>
-                              <w:rPr>
-                                <w:rFonts w:ascii="Courier New" w:hAnsi="Courier New" w:cs="Courier New"/>
-                                <w:sz w:val="20"/>
-                                <w:szCs w:val="20"/>
-                                <w:lang w:val="en-US"/>
-                              </w:rPr>
-                              <w:t>tcp</w:t>
-                            </w:r>
-                            <w:proofErr w:type="spellEnd"/>
-                            <w:r>
-                              <w:rPr>
-                                <w:rFonts w:ascii="Courier New" w:hAnsi="Courier New" w:cs="Courier New"/>
-                                <w:sz w:val="20"/>
-                                <w:szCs w:val="20"/>
-                                <w:lang w:val="en-US"/>
-                              </w:rPr>
-                              <w:t xml:space="preserve">  filtered </w:t>
-                            </w:r>
-                            <w:proofErr w:type="spellStart"/>
-                            <w:r>
-                              <w:rPr>
-                                <w:rFonts w:ascii="Courier New" w:hAnsi="Courier New" w:cs="Courier New"/>
-                                <w:sz w:val="20"/>
-                                <w:szCs w:val="20"/>
-                                <w:lang w:val="en-US"/>
-                              </w:rPr>
-                              <w:t>cvc_hostd</w:t>
-                            </w:r>
-                            <w:proofErr w:type="spellEnd"/>
-                          </w:p>
-                          <w:p>
-                            <w:pPr>
-                              <w:rPr>
-                                <w:rFonts w:ascii="Courier New" w:hAnsi="Courier New" w:cs="Courier New"/>
-                                <w:sz w:val="20"/>
-                                <w:szCs w:val="20"/>
-                                <w:lang w:val="en-US"/>
-                              </w:rPr>
-                            </w:pPr>
-                            <w:r>
-                              <w:rPr>
-                                <w:rFonts w:ascii="Courier New" w:hAnsi="Courier New" w:cs="Courier New"/>
-                                <w:sz w:val="20"/>
-                                <w:szCs w:val="20"/>
-                                <w:lang w:val="en-US"/>
-                              </w:rPr>
-                              <w:t>443/</w:t>
-                            </w:r>
-                            <w:proofErr w:type="spellStart"/>
-                            <w:r>
-                              <w:rPr>
-                                <w:rFonts w:ascii="Courier New" w:hAnsi="Courier New" w:cs="Courier New"/>
-                                <w:sz w:val="20"/>
-                                <w:szCs w:val="20"/>
-                                <w:lang w:val="en-US"/>
-                              </w:rPr>
-                              <w:t>tcp</w:t>
-                            </w:r>
-                            <w:proofErr w:type="spellEnd"/>
-                            <w:r>
-                              <w:rPr>
-                                <w:rFonts w:ascii="Courier New" w:hAnsi="Courier New" w:cs="Courier New"/>
-                                <w:sz w:val="20"/>
-                                <w:szCs w:val="20"/>
-                                <w:lang w:val="en-US"/>
-                              </w:rPr>
-                              <w:t xml:space="preserve">  open     https</w:t>
+                              <w:t>137/tcp  filtered netbios-ns</w:t>
                             </w:r>
                           </w:p>
                           <w:p>
@@ -2977,47 +2575,7 @@
                                 <w:szCs w:val="20"/>
                                 <w:lang w:val="en-US"/>
                               </w:rPr>
-                              <w:t>445/</w:t>
-                            </w:r>
-                            <w:proofErr w:type="spellStart"/>
-                            <w:r>
-                              <w:rPr>
-                                <w:rFonts w:ascii="Courier New" w:hAnsi="Courier New" w:cs="Courier New"/>
-                                <w:sz w:val="20"/>
-                                <w:szCs w:val="20"/>
-                                <w:lang w:val="en-US"/>
-                              </w:rPr>
-                              <w:t>tcp</w:t>
-                            </w:r>
-                            <w:proofErr w:type="spellEnd"/>
-                            <w:r>
-                              <w:rPr>
-                                <w:rFonts w:ascii="Courier New" w:hAnsi="Courier New" w:cs="Courier New"/>
-                                <w:sz w:val="20"/>
-                                <w:szCs w:val="20"/>
-                                <w:lang w:val="en-US"/>
-                              </w:rPr>
-                              <w:t xml:space="preserve">  filtered </w:t>
-                            </w:r>
-                            <w:proofErr w:type="spellStart"/>
-                            <w:r>
-                              <w:rPr>
-                                <w:rFonts w:ascii="Courier New" w:hAnsi="Courier New" w:cs="Courier New"/>
-                                <w:sz w:val="20"/>
-                                <w:szCs w:val="20"/>
-                                <w:lang w:val="en-US"/>
-                              </w:rPr>
-                              <w:t>microsoft</w:t>
-                            </w:r>
-                            <w:proofErr w:type="spellEnd"/>
-                            <w:r>
-                              <w:rPr>
-                                <w:rFonts w:ascii="Courier New" w:hAnsi="Courier New" w:cs="Courier New"/>
-                                <w:sz w:val="20"/>
-                                <w:szCs w:val="20"/>
-                                <w:lang w:val="en-US"/>
-                              </w:rPr>
-                              <w:t>-ds</w:t>
+                              <w:t>138/tcp  filtered netbios-dgm</w:t>
                             </w:r>
                           </w:p>
                           <w:p>
@@ -3036,9 +2594,18 @@
                                 <w:szCs w:val="20"/>
                                 <w:lang w:val="en-US"/>
                               </w:rPr>
-                              <w:t>830/</w:t>
+                              <w:t>139/tcp  filtered netbios-ssn</w:t>
                             </w:r>
-                            <w:proofErr w:type="spellStart"/>
+                          </w:p>
+                          <w:p>
+                            <w:pPr>
+                              <w:rPr>
+                                <w:rFonts w:ascii="Courier New" w:hAnsi="Courier New" w:cs="Courier New"/>
+                                <w:sz w:val="20"/>
+                                <w:szCs w:val="20"/>
+                                <w:lang w:val="en-US"/>
+                              </w:rPr>
+                            </w:pPr>
                             <w:r>
                               <w:rPr>
                                 <w:rFonts w:ascii="Courier New" w:hAnsi="Courier New" w:cs="Courier New"/>
@@ -3046,9 +2613,18 @@
                                 <w:szCs w:val="20"/>
                                 <w:lang w:val="en-US"/>
                               </w:rPr>
-                              <w:t>tcp</w:t>
+                              <w:t>442/tcp  filtered cvc_hostd</w:t>
                             </w:r>
-                            <w:proofErr w:type="spellEnd"/>
+                          </w:p>
+                          <w:p>
+                            <w:pPr>
+                              <w:rPr>
+                                <w:rFonts w:ascii="Courier New" w:hAnsi="Courier New" w:cs="Courier New"/>
+                                <w:sz w:val="20"/>
+                                <w:szCs w:val="20"/>
+                                <w:lang w:val="en-US"/>
+                              </w:rPr>
+                            </w:pPr>
                             <w:r>
                               <w:rPr>
                                 <w:rFonts w:ascii="Courier New" w:hAnsi="Courier New" w:cs="Courier New"/>
@@ -3056,9 +2632,18 @@
                                 <w:szCs w:val="20"/>
                                 <w:lang w:val="en-US"/>
                               </w:rPr>
-                              <w:t xml:space="preserve">  filtered </w:t>
+                              <w:t>443/tcp  open     https</w:t>
                             </w:r>
-                            <w:proofErr w:type="spellStart"/>
+                          </w:p>
+                          <w:p>
+                            <w:pPr>
+                              <w:rPr>
+                                <w:rFonts w:ascii="Courier New" w:hAnsi="Courier New" w:cs="Courier New"/>
+                                <w:sz w:val="20"/>
+                                <w:szCs w:val="20"/>
+                                <w:lang w:val="en-US"/>
+                              </w:rPr>
+                            </w:pPr>
                             <w:r>
                               <w:rPr>
                                 <w:rFonts w:ascii="Courier New" w:hAnsi="Courier New" w:cs="Courier New"/>
@@ -3066,9 +2651,27 @@
                                 <w:szCs w:val="20"/>
                                 <w:lang w:val="en-US"/>
                               </w:rPr>
-                              <w:t>netconf-ssh</w:t>
+                              <w:t>445/tcp  filtered microsoft-ds</w:t>
                             </w:r>
-                            <w:proofErr w:type="spellEnd"/>
+                          </w:p>
+                          <w:p>
+                            <w:pPr>
+                              <w:rPr>
+                                <w:rFonts w:ascii="Courier New" w:hAnsi="Courier New" w:cs="Courier New"/>
+                                <w:sz w:val="20"/>
+                                <w:szCs w:val="20"/>
+                                <w:lang w:val="en-US"/>
+                              </w:rPr>
+                            </w:pPr>
+                            <w:r>
+                              <w:rPr>
+                                <w:rFonts w:ascii="Courier New" w:hAnsi="Courier New" w:cs="Courier New"/>
+                                <w:sz w:val="20"/>
+                                <w:szCs w:val="20"/>
+                                <w:lang w:val="en-US"/>
+                              </w:rPr>
+                              <w:t>830/tcp  filtered netconf-ssh</w:t>
+                            </w:r>
                           </w:p>
                           <w:p>
                             <w:pPr>
@@ -3084,54 +2687,8 @@
                                 <w:sz w:val="20"/>
                                 <w:szCs w:val="20"/>
                               </w:rPr>
-                              <w:t>4430/</w:t>
+                              <w:t>4430/tcp open     rsqlserver</w:t>
                             </w:r>
-                            <w:proofErr w:type="spellStart"/>
-                            <w:r>
-                              <w:rPr>
-                                <w:rFonts w:ascii="Courier New" w:hAnsi="Courier New" w:cs="Courier New"/>
-                                <w:sz w:val="20"/>
-                                <w:szCs w:val="20"/>
-                              </w:rPr>
-                              <w:t>tcp</w:t>
-                            </w:r>
-                            <w:proofErr w:type="spellEnd"/>
-                            <w:r>
-                              <w:rPr>
-                                <w:rFonts w:ascii="Courier New" w:hAnsi="Courier New" w:cs="Courier New"/>
-                                <w:sz w:val="20"/>
-                                <w:szCs w:val="20"/>
-                              </w:rPr>
-                              <w:t xml:space="preserve"> </w:t>
-                            </w:r>
-                            <w:proofErr w:type="spellStart"/>
-                            <w:r>
-                              <w:rPr>
-                                <w:rFonts w:ascii="Courier New" w:hAnsi="Courier New" w:cs="Courier New"/>
-                                <w:sz w:val="20"/>
-                                <w:szCs w:val="20"/>
-                              </w:rPr>
-                              <w:t>open</w:t>
-                            </w:r>
-                            <w:proofErr w:type="spellEnd"/>
-                            <w:r>
-                              <w:rPr>
-                                <w:rFonts w:ascii="Courier New" w:hAnsi="Courier New" w:cs="Courier New"/>
-                                <w:sz w:val="20"/>
-                                <w:szCs w:val="20"/>
-                              </w:rPr>
-                              <w:t xml:space="preserve">     </w:t>
-                            </w:r>
-                            <w:proofErr w:type="spellStart"/>
-                            <w:r>
-                              <w:rPr>
-                                <w:rFonts w:ascii="Courier New" w:hAnsi="Courier New" w:cs="Courier New"/>
-                                <w:sz w:val="20"/>
-                                <w:szCs w:val="20"/>
-                              </w:rPr>
-                              <w:t>rsqlserver</w:t>
-                            </w:r>
-                            <w:proofErr w:type="spellEnd"/>
                           </w:p>
                         </w:txbxContent>
                       </wps:txbx>
@@ -3184,27 +2741,7 @@
                           <w:szCs w:val="20"/>
                           <w:lang w:val="en-US"/>
                         </w:rPr>
-                        <w:t>80/</w:t>
-                      </w:r>
-                      <w:proofErr w:type="spellStart"/>
-                      <w:r>
-                        <w:rPr>
-                          <w:rFonts w:ascii="Courier New" w:hAnsi="Courier New" w:cs="Courier New"/>
-                          <w:sz w:val="20"/>
-                          <w:szCs w:val="20"/>
-                          <w:lang w:val="en-US"/>
-                        </w:rPr>
-                        <w:t>tcp</w:t>
-                      </w:r>
-                      <w:proofErr w:type="spellEnd"/>
-                      <w:r>
-                        <w:rPr>
-                          <w:rFonts w:ascii="Courier New" w:hAnsi="Courier New" w:cs="Courier New"/>
-                          <w:sz w:val="20"/>
-                          <w:szCs w:val="20"/>
-                          <w:lang w:val="en-US"/>
-                        </w:rPr>
-                        <w:t xml:space="preserve">   open     http</w:t>
+                        <w:t>80/tcp   open     http</w:t>
                       </w:r>
                     </w:p>
                     <w:p>
@@ -3225,7 +2762,7 @@
                         </w:rPr>
                         <w:t>135/</w:t>
                       </w:r>
-                      <w:proofErr w:type="spellStart"/>
+                      <w:proofErr w:type="gramStart"/>
                       <w:r>
                         <w:rPr>
                           <w:rFonts w:ascii="Courier New" w:hAnsi="Courier New" w:cs="Courier New"/>
@@ -3233,9 +2770,9 @@
                           <w:szCs w:val="20"/>
                           <w:lang w:val="en-US"/>
                         </w:rPr>
-                        <w:t>tcp</w:t>
+                        <w:t>tcp  filtered</w:t>
                       </w:r>
-                      <w:proofErr w:type="spellEnd"/>
+                      <w:proofErr w:type="gramEnd"/>
                       <w:r>
                         <w:rPr>
                           <w:rFonts w:ascii="Courier New" w:hAnsi="Courier New" w:cs="Courier New"/>
@@ -3243,19 +2780,8 @@
                           <w:szCs w:val="20"/>
                           <w:lang w:val="en-US"/>
                         </w:rPr>
-                        <w:t xml:space="preserve">  filtered </w:t>
+                        <w:t xml:space="preserve"> msrpc</w:t>
                       </w:r>
-                      <w:proofErr w:type="spellStart"/>
-                      <w:r>
-                        <w:rPr>
-                          <w:rFonts w:ascii="Courier New" w:hAnsi="Courier New" w:cs="Courier New"/>
-                          <w:sz w:val="20"/>
-                          <w:szCs w:val="20"/>
-                          <w:lang w:val="en-US"/>
-                        </w:rPr>
-                        <w:t>msrpc</w:t>
-                      </w:r>
-                      <w:proofErr w:type="spellEnd"/>
                     </w:p>
                     <w:p>
                       <w:pPr>
@@ -3275,7 +2801,7 @@
                         </w:rPr>
                         <w:t>137/</w:t>
                       </w:r>
-                      <w:proofErr w:type="spellStart"/>
+                      <w:proofErr w:type="gramStart"/>
                       <w:r>
                         <w:rPr>
                           <w:rFonts w:ascii="Courier New" w:hAnsi="Courier New" w:cs="Courier New"/>
@@ -3283,9 +2809,9 @@
                           <w:szCs w:val="20"/>
                           <w:lang w:val="en-US"/>
                         </w:rPr>
-                        <w:t>tcp</w:t>
+                        <w:t>tcp  filtered</w:t>
                       </w:r>
-                      <w:proofErr w:type="spellEnd"/>
+                      <w:proofErr w:type="gramEnd"/>
                       <w:r>
                         <w:rPr>
                           <w:rFonts w:ascii="Courier New" w:hAnsi="Courier New" w:cs="Courier New"/>
@@ -3293,27 +2819,7 @@
                           <w:szCs w:val="20"/>
                           <w:lang w:val="en-US"/>
                         </w:rPr>
-                        <w:t xml:space="preserve">  filtered </w:t>
-                      </w:r>
-                      <w:proofErr w:type="spellStart"/>
-                      <w:r>
-                        <w:rPr>
-                          <w:rFonts w:ascii="Courier New" w:hAnsi="Courier New" w:cs="Courier New"/>
-                          <w:sz w:val="20"/>
-                          <w:szCs w:val="20"/>
-                          <w:lang w:val="en-US"/>
-                        </w:rPr>
-                        <w:t>netbios</w:t>
-                      </w:r>
-                      <w:proofErr w:type="spellEnd"/>
-                      <w:r>
-                        <w:rPr>
-                          <w:rFonts w:ascii="Courier New" w:hAnsi="Courier New" w:cs="Courier New"/>
-                          <w:sz w:val="20"/>
-                          <w:szCs w:val="20"/>
-                          <w:lang w:val="en-US"/>
-                        </w:rPr>
-                        <w:t>-ns</w:t>
+                        <w:t xml:space="preserve"> netbios-ns</w:t>
                       </w:r>
                     </w:p>
                     <w:p>
@@ -3334,7 +2840,7 @@
                         </w:rPr>
                         <w:t>138/</w:t>
                       </w:r>
-                      <w:proofErr w:type="spellStart"/>
+                      <w:proofErr w:type="gramStart"/>
                       <w:r>
                         <w:rPr>
                           <w:rFonts w:ascii="Courier New" w:hAnsi="Courier New" w:cs="Courier New"/>
@@ -3342,9 +2848,9 @@
                           <w:szCs w:val="20"/>
                           <w:lang w:val="en-US"/>
                         </w:rPr>
-                        <w:t>tcp</w:t>
+                        <w:t>tcp  filtered</w:t>
                       </w:r>
-                      <w:proofErr w:type="spellEnd"/>
+                      <w:proofErr w:type="gramEnd"/>
                       <w:r>
                         <w:rPr>
                           <w:rFonts w:ascii="Courier New" w:hAnsi="Courier New" w:cs="Courier New"/>
@@ -3352,19 +2858,8 @@
                           <w:szCs w:val="20"/>
                           <w:lang w:val="en-US"/>
                         </w:rPr>
-                        <w:t xml:space="preserve">  filtered </w:t>
+                        <w:t xml:space="preserve"> netbios-dgm</w:t>
                       </w:r>
-                      <w:proofErr w:type="spellStart"/>
-                      <w:r>
-                        <w:rPr>
-                          <w:rFonts w:ascii="Courier New" w:hAnsi="Courier New" w:cs="Courier New"/>
-                          <w:sz w:val="20"/>
-                          <w:szCs w:val="20"/>
-                          <w:lang w:val="en-US"/>
-                        </w:rPr>
-                        <w:t>netbios-dgm</w:t>
-                      </w:r>
-                      <w:proofErr w:type="spellEnd"/>
                     </w:p>
                     <w:p>
                       <w:pPr>
@@ -3384,7 +2879,7 @@
                         </w:rPr>
                         <w:t>139/</w:t>
                       </w:r>
-                      <w:proofErr w:type="spellStart"/>
+                      <w:proofErr w:type="gramStart"/>
                       <w:r>
                         <w:rPr>
                           <w:rFonts w:ascii="Courier New" w:hAnsi="Courier New" w:cs="Courier New"/>
@@ -3392,9 +2887,9 @@
                           <w:szCs w:val="20"/>
                           <w:lang w:val="en-US"/>
                         </w:rPr>
-                        <w:t>tcp</w:t>
+                        <w:t>tcp  filtered</w:t>
                       </w:r>
-                      <w:proofErr w:type="spellEnd"/>
+                      <w:proofErr w:type="gramEnd"/>
                       <w:r>
                         <w:rPr>
                           <w:rFonts w:ascii="Courier New" w:hAnsi="Courier New" w:cs="Courier New"/>
@@ -3402,19 +2897,8 @@
                           <w:szCs w:val="20"/>
                           <w:lang w:val="en-US"/>
                         </w:rPr>
-                        <w:t xml:space="preserve">  filtered </w:t>
+                        <w:t xml:space="preserve"> netbios-ssn</w:t>
                       </w:r>
-                      <w:proofErr w:type="spellStart"/>
-                      <w:r>
-                        <w:rPr>
-                          <w:rFonts w:ascii="Courier New" w:hAnsi="Courier New" w:cs="Courier New"/>
-                          <w:sz w:val="20"/>
-                          <w:szCs w:val="20"/>
-                          <w:lang w:val="en-US"/>
-                        </w:rPr>
-                        <w:t>netbios-ssn</w:t>
-                      </w:r>
-                      <w:proofErr w:type="spellEnd"/>
                     </w:p>
                     <w:p>
                       <w:pPr>
@@ -3434,7 +2918,7 @@
                         </w:rPr>
                         <w:t>442/</w:t>
                       </w:r>
-                      <w:proofErr w:type="spellStart"/>
+                      <w:proofErr w:type="gramStart"/>
                       <w:r>
                         <w:rPr>
                           <w:rFonts w:ascii="Courier New" w:hAnsi="Courier New" w:cs="Courier New"/>
@@ -3442,9 +2926,9 @@
                           <w:szCs w:val="20"/>
                           <w:lang w:val="en-US"/>
                         </w:rPr>
-                        <w:t>tcp</w:t>
+                        <w:t>tcp  filtered</w:t>
                       </w:r>
-                      <w:proofErr w:type="spellEnd"/>
+                      <w:proofErr w:type="gramEnd"/>
                       <w:r>
                         <w:rPr>
                           <w:rFonts w:ascii="Courier New" w:hAnsi="Courier New" w:cs="Courier New"/>
@@ -3452,19 +2936,8 @@
                           <w:szCs w:val="20"/>
                           <w:lang w:val="en-US"/>
                         </w:rPr>
-                        <w:t xml:space="preserve">  filtered </w:t>
+                        <w:t xml:space="preserve"> cvc_hostd</w:t>
                       </w:r>
-                      <w:proofErr w:type="spellStart"/>
-                      <w:r>
-                        <w:rPr>
-                          <w:rFonts w:ascii="Courier New" w:hAnsi="Courier New" w:cs="Courier New"/>
-                          <w:sz w:val="20"/>
-                          <w:szCs w:val="20"/>
-                          <w:lang w:val="en-US"/>
-                        </w:rPr>
-                        <w:t>cvc_hostd</w:t>
-                      </w:r>
-                      <w:proofErr w:type="spellEnd"/>
                     </w:p>
                     <w:p>
                       <w:pPr>
@@ -3484,7 +2957,7 @@
                         </w:rPr>
                         <w:t>443/</w:t>
                       </w:r>
-                      <w:proofErr w:type="spellStart"/>
+                      <w:proofErr w:type="gramStart"/>
                       <w:r>
                         <w:rPr>
                           <w:rFonts w:ascii="Courier New" w:hAnsi="Courier New" w:cs="Courier New"/>
@@ -3492,9 +2965,9 @@
                           <w:szCs w:val="20"/>
                           <w:lang w:val="en-US"/>
                         </w:rPr>
-                        <w:t>tcp</w:t>
+                        <w:t>tcp  open</w:t>
                       </w:r>
-                      <w:proofErr w:type="spellEnd"/>
+                      <w:proofErr w:type="gramEnd"/>
                       <w:r>
                         <w:rPr>
                           <w:rFonts w:ascii="Courier New" w:hAnsi="Courier New" w:cs="Courier New"/>
@@ -3502,7 +2975,7 @@
                           <w:szCs w:val="20"/>
                           <w:lang w:val="en-US"/>
                         </w:rPr>
-                        <w:t xml:space="preserve">  open     https</w:t>
+                        <w:t xml:space="preserve">     https</w:t>
                       </w:r>
                     </w:p>
                     <w:p>
@@ -3523,7 +2996,7 @@
                         </w:rPr>
                         <w:t>445/</w:t>
                       </w:r>
-                      <w:proofErr w:type="spellStart"/>
+                      <w:proofErr w:type="gramStart"/>
                       <w:r>
                         <w:rPr>
                           <w:rFonts w:ascii="Courier New" w:hAnsi="Courier New" w:cs="Courier New"/>
@@ -3531,9 +3004,9 @@
                           <w:szCs w:val="20"/>
                           <w:lang w:val="en-US"/>
                         </w:rPr>
-                        <w:t>tcp</w:t>
+                        <w:t>tcp  filtered</w:t>
                       </w:r>
-                      <w:proofErr w:type="spellEnd"/>
+                      <w:proofErr w:type="gramEnd"/>
                       <w:r>
                         <w:rPr>
                           <w:rFonts w:ascii="Courier New" w:hAnsi="Courier New" w:cs="Courier New"/>
@@ -3541,27 +3014,7 @@
                           <w:szCs w:val="20"/>
                           <w:lang w:val="en-US"/>
                         </w:rPr>
-                        <w:t xml:space="preserve">  filtered </w:t>
-                      </w:r>
-                      <w:proofErr w:type="spellStart"/>
-                      <w:r>
-                        <w:rPr>
-                          <w:rFonts w:ascii="Courier New" w:hAnsi="Courier New" w:cs="Courier New"/>
-                          <w:sz w:val="20"/>
-                          <w:szCs w:val="20"/>
-                          <w:lang w:val="en-US"/>
-                        </w:rPr>
-                        <w:t>microsoft</w:t>
-                      </w:r>
-                      <w:proofErr w:type="spellEnd"/>
-                      <w:r>
-                        <w:rPr>
-                          <w:rFonts w:ascii="Courier New" w:hAnsi="Courier New" w:cs="Courier New"/>
-                          <w:sz w:val="20"/>
-                          <w:szCs w:val="20"/>
-                          <w:lang w:val="en-US"/>
-                        </w:rPr>
-                        <w:t>-ds</w:t>
+                        <w:t xml:space="preserve"> microsoft-ds</w:t>
                       </w:r>
                     </w:p>
                     <w:p>
@@ -3582,7 +3035,7 @@
                         </w:rPr>
                         <w:t>830/</w:t>
                       </w:r>
-                      <w:proofErr w:type="spellStart"/>
+                      <w:proofErr w:type="gramStart"/>
                       <w:r>
                         <w:rPr>
                           <w:rFonts w:ascii="Courier New" w:hAnsi="Courier New" w:cs="Courier New"/>
@@ -3590,9 +3043,9 @@
                           <w:szCs w:val="20"/>
                           <w:lang w:val="en-US"/>
                         </w:rPr>
-                        <w:t>tcp</w:t>
+                        <w:t>tcp  filtered</w:t>
                       </w:r>
-                      <w:proofErr w:type="spellEnd"/>
+                      <w:proofErr w:type="gramEnd"/>
                       <w:r>
                         <w:rPr>
                           <w:rFonts w:ascii="Courier New" w:hAnsi="Courier New" w:cs="Courier New"/>
@@ -3600,19 +3053,8 @@
                           <w:szCs w:val="20"/>
                           <w:lang w:val="en-US"/>
                         </w:rPr>
-                        <w:t xml:space="preserve">  filtered </w:t>
+                        <w:t xml:space="preserve"> netconf-ssh</w:t>
                       </w:r>
-                      <w:proofErr w:type="spellStart"/>
-                      <w:r>
-                        <w:rPr>
-                          <w:rFonts w:ascii="Courier New" w:hAnsi="Courier New" w:cs="Courier New"/>
-                          <w:sz w:val="20"/>
-                          <w:szCs w:val="20"/>
-                          <w:lang w:val="en-US"/>
-                        </w:rPr>
-                        <w:t>netconf-ssh</w:t>
-                      </w:r>
-                      <w:proofErr w:type="spellEnd"/>
                     </w:p>
                     <w:p>
                       <w:pPr>
@@ -3628,54 +3070,8 @@
                           <w:sz w:val="20"/>
                           <w:szCs w:val="20"/>
                         </w:rPr>
-                        <w:t>4430/</w:t>
+                        <w:t>4430/tcp open     rsqlserver</w:t>
                       </w:r>
-                      <w:proofErr w:type="spellStart"/>
-                      <w:r>
-                        <w:rPr>
-                          <w:rFonts w:ascii="Courier New" w:hAnsi="Courier New" w:cs="Courier New"/>
-                          <w:sz w:val="20"/>
-                          <w:szCs w:val="20"/>
-                        </w:rPr>
-                        <w:t>tcp</w:t>
-                      </w:r>
-                      <w:proofErr w:type="spellEnd"/>
-                      <w:r>
-                        <w:rPr>
-                          <w:rFonts w:ascii="Courier New" w:hAnsi="Courier New" w:cs="Courier New"/>
-                          <w:sz w:val="20"/>
-                          <w:szCs w:val="20"/>
-                        </w:rPr>
-                        <w:t xml:space="preserve"> </w:t>
-                      </w:r>
-                      <w:proofErr w:type="spellStart"/>
-                      <w:r>
-                        <w:rPr>
-                          <w:rFonts w:ascii="Courier New" w:hAnsi="Courier New" w:cs="Courier New"/>
-                          <w:sz w:val="20"/>
-                          <w:szCs w:val="20"/>
-                        </w:rPr>
-                        <w:t>open</w:t>
-                      </w:r>
-                      <w:proofErr w:type="spellEnd"/>
-                      <w:r>
-                        <w:rPr>
-                          <w:rFonts w:ascii="Courier New" w:hAnsi="Courier New" w:cs="Courier New"/>
-                          <w:sz w:val="20"/>
-                          <w:szCs w:val="20"/>
-                        </w:rPr>
-                        <w:t xml:space="preserve">     </w:t>
-                      </w:r>
-                      <w:proofErr w:type="spellStart"/>
-                      <w:r>
-                        <w:rPr>
-                          <w:rFonts w:ascii="Courier New" w:hAnsi="Courier New" w:cs="Courier New"/>
-                          <w:sz w:val="20"/>
-                          <w:szCs w:val="20"/>
-                        </w:rPr>
-                        <w:t>rsqlserver</w:t>
-                      </w:r>
-                      <w:proofErr w:type="spellEnd"/>
                     </w:p>
                   </w:txbxContent>
                 </v:textbox>
@@ -3715,7 +3111,6 @@
         <w:t xml:space="preserve"> </w:t>
       </w:r>
       <w:bookmarkStart w:id="15" w:name="_Toc214654494"/>
-      <w:proofErr w:type="spellStart"/>
       <w:r>
         <w:t>N</w:t>
       </w:r>
@@ -3723,7 +3118,6 @@
         <w:t>ikto</w:t>
       </w:r>
       <w:bookmarkEnd w:id="15"/>
-      <w:proofErr w:type="spellEnd"/>
     </w:p>
     <w:p>
       <w:pPr>
@@ -3819,15 +3213,7 @@
     </w:p>
     <w:p>
       <w:r>
-        <w:t>Современные веб-браузеры поддерживают Content-Security-Policy и заголовки HTTP X-Frame-</w:t>
-      </w:r>
-      <w:proofErr w:type="spellStart"/>
-      <w:r>
-        <w:t>Options</w:t>
-      </w:r>
-      <w:proofErr w:type="spellEnd"/>
-      <w:r>
-        <w:t>.</w:t>
+        <w:t>Современные веб-браузеры поддерживают Content-Security-Policy и заголовки HTTP X-Frame-Options.</w:t>
       </w:r>
       <w:r>
         <w:t xml:space="preserve"> </w:t>
@@ -3839,15 +3225,7 @@
         <w:t xml:space="preserve"> </w:t>
       </w:r>
       <w:r>
-        <w:t>Если вы ожидаете, что страница будет обрамлена только страницами на вашем сервере (например, это часть FRAMESET), вам следует использовать SAMEORIGIN, в противном случае, если вы никогда не ожидаете, что страница будет обрамлена, вам следует использовать DENY.В качестве альтернативы рассмотрите возможность реализации директивы Content Security Policy «</w:t>
-      </w:r>
-      <w:proofErr w:type="spellStart"/>
-      <w:r>
-        <w:t>frame-ancestors</w:t>
-      </w:r>
-      <w:proofErr w:type="spellEnd"/>
-      <w:r>
-        <w:t>».</w:t>
+        <w:t>Если вы ожидаете, что страница будет обрамлена только страницами на вашем сервере (например, это часть FRAMESET), вам следует использовать SAMEORIGIN, в противном случае, если вы никогда не ожидаете, что страница будет обрамлена, вам следует использовать DENY.В качестве альтернативы рассмотрите возможность реализации директивы Content Security Policy «frame-ancestors».</w:t>
       </w:r>
     </w:p>
     <w:p>
@@ -4004,14 +3382,12 @@
       <w:r>
         <w:t xml:space="preserve"> </w:t>
       </w:r>
-      <w:proofErr w:type="spellStart"/>
       <w:r>
         <w:rPr>
           <w:lang w:val="en-US"/>
         </w:rPr>
         <w:t>SQLMap</w:t>
       </w:r>
-      <w:proofErr w:type="spellEnd"/>
     </w:p>
     <w:p>
       <w:r>
@@ -4104,25 +3480,21 @@
       <w:r>
         <w:t xml:space="preserve">В процессе сканирования 443 порта был обнаружено использование </w:t>
       </w:r>
-      <w:proofErr w:type="spellStart"/>
       <w:r>
         <w:rPr>
           <w:lang w:val="en-US"/>
         </w:rPr>
         <w:t>sangfor</w:t>
       </w:r>
-      <w:proofErr w:type="spellEnd"/>
       <w:r>
         <w:t xml:space="preserve"> </w:t>
       </w:r>
-      <w:proofErr w:type="spellStart"/>
       <w:r>
         <w:rPr>
           <w:lang w:val="en-US"/>
         </w:rPr>
         <w:t>vpn</w:t>
       </w:r>
-      <w:proofErr w:type="spellEnd"/>
       <w:r>
         <w:t xml:space="preserve">. </w:t>
       </w:r>
@@ -4183,80 +3555,40 @@
           <w:b/>
           <w:bCs/>
         </w:rPr>
-        <w:t xml:space="preserve">Уязвимость </w:t>
-      </w:r>
-      <w:proofErr w:type="spellStart"/>
-      <w:r>
+        <w:t>Уязвимость Sangfor VPN</w:t>
+      </w:r>
+      <w:r>
+        <w:t xml:space="preserve"> (CVE-2024-37978)</w:t>
+      </w:r>
+    </w:p>
+    <w:p>
+      <w:r>
+        <w:t>Потенциальный ущерб: Получение несанкционированного доступа к внутренней сети университета</w:t>
+      </w:r>
+    </w:p>
+    <w:p>
+      <w:r>
+        <w:t>Последствия: Утечка конфиденциальных данных студентов и сотрудников, компрометация образовательных систем, установка вредоносного ПО</w:t>
+      </w:r>
+    </w:p>
+    <w:p>
+      <w:pPr>
         <w:rPr>
           <w:b/>
           <w:bCs/>
         </w:rPr>
-        <w:t>Sangfor</w:t>
-      </w:r>
-      <w:proofErr w:type="spellEnd"/>
+      </w:pPr>
       <w:r>
         <w:rPr>
           <w:b/>
           <w:bCs/>
         </w:rPr>
-        <w:t xml:space="preserve"> VPN</w:t>
-      </w:r>
-      <w:r>
-        <w:t xml:space="preserve"> (CVE-2024-37978)</w:t>
-      </w:r>
-    </w:p>
-    <w:p>
-      <w:r>
-        <w:t>Потенциальный ущерб: Получение несанкционированного доступа к внутренней сети университета</w:t>
-      </w:r>
-    </w:p>
-    <w:p>
-      <w:r>
-        <w:t>Последствия: Утечка конфиденциальных данных студентов и сотрудников, компрометация образовательных систем, установка вредоносного ПО</w:t>
-      </w:r>
-    </w:p>
-    <w:p>
-      <w:pPr>
-        <w:rPr>
-          <w:b/>
-          <w:bCs/>
-        </w:rPr>
-      </w:pPr>
-      <w:r>
-        <w:rPr>
-          <w:b/>
-          <w:bCs/>
-        </w:rPr>
-        <w:t xml:space="preserve">Уязвимость </w:t>
-      </w:r>
-      <w:proofErr w:type="spellStart"/>
-      <w:r>
-        <w:rPr>
-          <w:b/>
-          <w:bCs/>
-        </w:rPr>
-        <w:t>jQuery</w:t>
-      </w:r>
-      <w:proofErr w:type="spellEnd"/>
-      <w:r>
-        <w:rPr>
-          <w:b/>
-          <w:bCs/>
-        </w:rPr>
-        <w:t xml:space="preserve"> 3.4.1</w:t>
-      </w:r>
-    </w:p>
-    <w:p>
-      <w:r>
-        <w:t xml:space="preserve">Потенциальный ущерб: Межсайтовый </w:t>
-      </w:r>
-      <w:proofErr w:type="spellStart"/>
-      <w:r>
-        <w:t>скриптинг</w:t>
-      </w:r>
-      <w:proofErr w:type="spellEnd"/>
-      <w:r>
-        <w:t xml:space="preserve"> (XSS)</w:t>
+        <w:t>Уязвимость jQuery 3.4.1</w:t>
+      </w:r>
+    </w:p>
+    <w:p>
+      <w:r>
+        <w:t>Потенциальный ущерб: Межсайтовый скриптинг (XSS)</w:t>
       </w:r>
     </w:p>
     <w:p>
@@ -4290,15 +3622,7 @@
     </w:p>
     <w:p>
       <w:r>
-        <w:t xml:space="preserve">Потенциальный ущерб: </w:t>
-      </w:r>
-      <w:proofErr w:type="spellStart"/>
-      <w:r>
-        <w:t>Clickjacking</w:t>
-      </w:r>
-      <w:proofErr w:type="spellEnd"/>
-      <w:r>
-        <w:t xml:space="preserve"> атаки</w:t>
+        <w:t>Потенциальный ущерб: Clickjacking атаки</w:t>
       </w:r>
     </w:p>
     <w:p>
@@ -4379,15 +3703,7 @@
         <w:pStyle w:val="a0"/>
       </w:pPr>
       <w:r>
-        <w:t xml:space="preserve">Отсутствие прямых SQL-инъекций (по результатам </w:t>
-      </w:r>
-      <w:proofErr w:type="spellStart"/>
-      <w:r>
-        <w:t>sqlmap</w:t>
-      </w:r>
-      <w:proofErr w:type="spellEnd"/>
-      <w:r>
-        <w:t>)</w:t>
+        <w:t>Отсутствие прямых SQL-инъекций (по результатам sqlmap)</w:t>
       </w:r>
     </w:p>
     <w:p>
@@ -4423,39 +3739,18 @@
     </w:p>
     <w:p>
       <w:r>
-        <w:t xml:space="preserve">Обновление </w:t>
-      </w:r>
-      <w:proofErr w:type="spellStart"/>
-      <w:r>
-        <w:t>Sangfor</w:t>
-      </w:r>
-      <w:proofErr w:type="spellEnd"/>
-      <w:r>
-        <w:t xml:space="preserve"> VPN</w:t>
-      </w:r>
-    </w:p>
-    <w:p>
-      <w:r>
-        <w:t xml:space="preserve">Обновить </w:t>
-      </w:r>
-      <w:proofErr w:type="spellStart"/>
-      <w:r>
-        <w:t>jQuery</w:t>
-      </w:r>
-      <w:proofErr w:type="spellEnd"/>
-      <w:r>
-        <w:t xml:space="preserve"> до актуальной версии (≥ 3.7.0)</w:t>
-      </w:r>
-    </w:p>
-    <w:p>
-      <w:r>
-        <w:t xml:space="preserve">Настройка Security </w:t>
-      </w:r>
-      <w:proofErr w:type="spellStart"/>
-      <w:r>
-        <w:t>Headers</w:t>
-      </w:r>
-      <w:proofErr w:type="spellEnd"/>
+        <w:t>Обновление Sangfor VPN</w:t>
+      </w:r>
+    </w:p>
+    <w:p>
+      <w:r>
+        <w:t>Обновить jQuery до актуальной версии (≥ 3.7.0)</w:t>
+      </w:r>
+    </w:p>
+    <w:p>
+      <w:r>
+        <w:t>Настройка Security Headers</w:t>
+      </w:r>
     </w:p>
     <w:p>
       <w:r>
